--- a/HRCP-KKU-Academic/uploads/academic/1/doc_8.docx
+++ b/HRCP-KKU-Academic/uploads/academic/1/doc_8.docx
@@ -267,7 +267,7 @@
           <w:sz w:val="32"/>
           <w:szCs w:val="32"/>
         </w:rPr>
-        <w:t>2222222222</w:t>
+        <w:t/>
       </w:r>
       <w:r>
         <w:rPr>
@@ -358,7 +358,7 @@
           <w:sz w:val="32"/>
           <w:szCs w:val="32"/>
         </w:rPr>
-        <w:t>7 สิงหาคม 2569</w:t>
+        <w:t/>
       </w:r>
       <w:r>
         <w:rPr>
@@ -499,10 +499,10 @@
           <w:sz w:val="32"/>
           <w:szCs w:val="32"/>
         </w:rPr>
-        <w:t>ผู้ช่วยศาสตราจารย์</w:t>
-      </w:r>
-      <w:r>
-        <w:t>ปาณวัฒน์ จันทร์ทองหลาง</w:t>
+        <w:t/>
+      </w:r>
+      <w:r>
+        <w:t/>
       </w:r>
       <w:r>
         <w:t/>
@@ -549,7 +549,7 @@
           <w:sz w:val="32"/>
           <w:szCs w:val="32"/>
         </w:rPr>
-        <w:t>2/1234 </w:t>
+        <w:t> </w:t>
       </w:r>
       <w:r>
         <w:rPr>
@@ -586,7 +586,7 @@
           <w:sz w:val="32"/>
           <w:szCs w:val="32"/>
         </w:rPr>
-        <w:t>7 สิงหาคม 2569</w:t>
+        <w:t/>
       </w:r>
       <w:r>
         <w:rPr>
@@ -643,7 +643,7 @@
           <w:sz w:val="32"/>
           <w:szCs w:val="32"/>
         </w:rPr>
-        <w:t>com sci</w:t>
+        <w:t/>
       </w:r>
       <w:r>
         <w:rPr>
@@ -703,7 +703,7 @@
           <w:szCs w:val="32"/>
           <w:shd w:val="clear" w:color="auto" w:fill="FFFFFF"/>
         </w:rPr>
-        <w:t>CP123456 </w:t>
+        <w:t> </w:t>
       </w:r>
       <w:r>
         <w:rPr>
@@ -754,7 +754,7 @@
           <w:szCs w:val="32"/>
           <w:lang w:eastAsia="en-GB"/>
         </w:rPr>
-        <w:t>1/2569</w:t>
+        <w:t/>
       </w:r>
       <w:r>
         <w:rPr>
@@ -798,7 +798,7 @@
           <w:szCs w:val="32"/>
           <w:lang w:eastAsia="en-GB"/>
         </w:rPr>
-        <w:t>รองศาสตราจารย์</w:t>
+        <w:t/>
       </w:r>
       <w:r>
         <w:rPr>
@@ -863,7 +863,7 @@
           <w:szCs w:val="32"/>
           <w:lang w:eastAsia="en-GB"/>
         </w:rPr>
-        <w:t>7 สิงหาคม 2569</w:t>
+        <w:t>20 กันยายน 2569</w:t>
       </w:r>
       <w:r>
         <w:rPr>
@@ -928,7 +928,7 @@
           <w:szCs w:val="32"/>
           <w:lang w:eastAsia="en-GB"/>
         </w:rPr>
-        <w:t>1/2569</w:t>
+        <w:t/>
       </w:r>
       <w:r>
         <w:rPr>
@@ -980,7 +980,7 @@
           <w:szCs w:val="32"/>
           <w:lang w:eastAsia="en-GB"/>
         </w:rPr>
-        <w:t>7 สิงหาคม 2569</w:t>
+        <w:t/>
       </w:r>
       <w:r>
         <w:rPr>
@@ -1021,7 +1021,7 @@
           <w:szCs w:val="32"/>
           <w:lang w:eastAsia="en-GB"/>
         </w:rPr>
-        <w:t>เชี่ยวชาญ</w:t>
+        <w:t/>
       </w:r>
       <w:r>
         <w:rPr>
@@ -1051,7 +1051,7 @@
           <w:szCs w:val="32"/>
           <w:lang w:eastAsia="en-GB"/>
         </w:rPr>
-        <w:t>มี</w:t>
+        <w:t/>
       </w:r>
       <w:r>
         <w:rPr>
@@ -1245,7 +1245,7 @@
           <w:szCs w:val="32"/>
           <w:lang w:eastAsia="en-GB"/>
         </w:rPr>
-        <w:t>รองศาสตราจารย์</w:t>
+        <w:t/>
       </w:r>
       <w:r>
         <w:rPr>
@@ -1286,7 +1286,7 @@
           <w:sz w:val="32"/>
           <w:szCs w:val="32"/>
         </w:rPr>
-        <w:t>7 สิงหาคม 2572</w:t>
+        <w:t/>
       </w:r>
       <w:r>
         <w:rPr>
@@ -1394,7 +1394,7 @@
           <w:sz w:val="32"/>
           <w:szCs w:val="32"/>
         </w:rPr>
-        <w:t>รองศาสตราจารย์สม ดี</w:t>
+        <w:t/>
       </w:r>
       <w:r>
         <w:rPr>
@@ -1424,7 +1424,7 @@
           <w:sz w:val="32"/>
           <w:szCs w:val="32"/>
         </w:rPr>
-        <w:t>คณบดีวิทยาลัยการคอมพิวเตอร์</w:t>
+        <w:t/>
       </w:r>
     </w:p>
     <w:sectPr>
